--- a/初二练习册/学生版/秋08 第14讲密度基础 练习册 教师版.docx
+++ b/初二练习册/学生版/秋08 第14讲密度基础 练习册 教师版.docx
@@ -435,9 +435,6 @@
       <w:pPr>
         <w:pStyle w:val="af0"/>
         <w:ind w:left="672" w:hanging="672"/>
-        <w:rPr>
-          <w:rFonts w:hint="eastAsia"/>
-        </w:rPr>
       </w:pPr>
       <w:r>
         <w:rPr>
@@ -720,12 +717,6 @@
         <w:pStyle w:val="1230"/>
         <w:ind w:left="588"/>
       </w:pPr>
-      <w:r>
-        <w:t>【答案】</w:t>
-      </w:r>
-      <w:r>
-        <w:t>D</w:t>
-      </w:r>
     </w:p>
     <w:p>
       <w:pPr>
@@ -733,6 +724,9 @@
         <w:ind w:left="672" w:hanging="672"/>
       </w:pPr>
       <w:r>
+        <w:rPr>
+          <w:noProof/>
+        </w:rPr>
         <mc:AlternateContent>
           <mc:Choice Requires="wps">
             <w:drawing>
@@ -1439,12 +1433,6 @@
         <w:pStyle w:val="1230"/>
         <w:ind w:left="588"/>
       </w:pPr>
-      <w:r>
-        <w:t>【答案】</w:t>
-      </w:r>
-      <w:r>
-        <w:t>D</w:t>
-      </w:r>
     </w:p>
     <w:p>
       <w:pPr>
@@ -1721,6 +1709,9 @@
         <w:jc w:val="center"/>
       </w:pPr>
       <w:r>
+        <w:rPr>
+          <w:noProof/>
+        </w:rPr>
         <w:drawing>
           <wp:inline distT="0" distB="0" distL="0" distR="0" wp14:anchorId="06E8F903" wp14:editId="3D829FDD">
             <wp:extent cx="2028825" cy="581025"/>
@@ -1776,17 +1767,11 @@
         <w:pStyle w:val="1230"/>
         <w:ind w:left="588"/>
       </w:pPr>
-      <w:r>
-        <w:t>【答案】变小；质量不变，体积变大。</w:t>
-      </w:r>
     </w:p>
     <w:p>
       <w:pPr>
         <w:pStyle w:val="af0"/>
         <w:ind w:left="672" w:hanging="672"/>
-        <w:rPr>
-          <w:rFonts w:hint="eastAsia"/>
-        </w:rPr>
       </w:pPr>
     </w:p>
     <w:p>
@@ -1795,6 +1780,9 @@
         <w:ind w:left="672" w:hanging="672"/>
       </w:pPr>
       <w:r>
+        <w:rPr>
+          <w:noProof/>
+        </w:rPr>
         <w:lastRenderedPageBreak/>
         <w:drawing>
           <wp:anchor distT="0" distB="0" distL="114300" distR="114300" simplePos="0" relativeHeight="251651584" behindDoc="0" locked="0" layoutInCell="1" allowOverlap="1" wp14:anchorId="32A59EB7" wp14:editId="11DF287B">
@@ -1860,6 +1848,9 @@
         </w:drawing>
       </w:r>
       <w:r>
+        <w:rPr>
+          <w:noProof/>
+        </w:rPr>
         <mc:AlternateContent>
           <mc:Choice Requires="wps">
             <w:drawing>
@@ -2164,12 +2155,6 @@
         <w:pStyle w:val="1230"/>
         <w:ind w:left="588"/>
       </w:pPr>
-      <w:r>
-        <w:t>【答案】</w:t>
-      </w:r>
-      <w:r>
-        <w:t>A</w:t>
-      </w:r>
     </w:p>
     <w:p>
       <w:pPr>
@@ -2507,6 +2492,9 @@
         <w:pStyle w:val="123"/>
       </w:pPr>
       <w:r>
+        <w:rPr>
+          <w:noProof/>
+        </w:rPr>
         <w:drawing>
           <wp:inline distT="0" distB="0" distL="0" distR="0" wp14:anchorId="16C695EB" wp14:editId="18BD1955">
             <wp:extent cx="1432384" cy="673534"/>
@@ -2565,21 +2553,6 @@
         <w:pStyle w:val="1230"/>
         <w:ind w:left="588"/>
       </w:pPr>
-      <w:r>
-        <w:t>【答案】</w:t>
-      </w:r>
-      <w:r>
-        <w:t>50</w:t>
-      </w:r>
-      <w:r>
-        <w:t>；</w:t>
-      </w:r>
-      <w:r>
-        <w:t>0.74</w:t>
-      </w:r>
-      <w:r>
-        <w:t>；变大</w:t>
-      </w:r>
     </w:p>
     <w:p>
       <w:pPr>
@@ -2945,6 +2918,9 @@
         <w:pStyle w:val="123"/>
       </w:pPr>
       <w:r>
+        <w:rPr>
+          <w:noProof/>
+        </w:rPr>
         <w:drawing>
           <wp:inline distT="0" distB="0" distL="0" distR="0" wp14:anchorId="5B721E21" wp14:editId="500AC796">
             <wp:extent cx="1495425" cy="800100"/>
@@ -3003,87 +2979,12 @@
         <w:pStyle w:val="1230"/>
         <w:ind w:left="588"/>
       </w:pPr>
-      <w:r>
-        <w:t>【答案】（</w:t>
-      </w:r>
-      <w:r>
-        <w:t>1</w:t>
-      </w:r>
-      <w:r>
-        <w:t>）</w:t>
-      </w:r>
-      <w:r>
-        <w:t>A</w:t>
-      </w:r>
-      <w:r>
-        <w:t>容器中水的质量为</w:t>
-      </w:r>
-      <w:r>
-        <w:t>4kg</w:t>
-      </w:r>
-      <w:r>
-        <w:t>；（</w:t>
-      </w:r>
-      <w:r>
-        <w:t>2</w:t>
-      </w:r>
-      <w:r>
-        <w:t>）</w:t>
-      </w:r>
-      <w:r>
-        <w:t>B</w:t>
-      </w:r>
-      <w:r>
-        <w:t>容器中酒精的体积为</w:t>
-      </w:r>
-      <w:r>
-        <w:t>5×10</w:t>
-      </w:r>
-      <w:r>
-        <w:rPr>
-          <w:vertAlign w:val="superscript"/>
-        </w:rPr>
-        <w:t>﹣</w:t>
-      </w:r>
-      <w:r>
-        <w:rPr>
-          <w:vertAlign w:val="superscript"/>
-        </w:rPr>
-        <w:t>3</w:t>
-      </w:r>
-      <w:r>
-        <w:t>m</w:t>
-      </w:r>
-      <w:r>
-        <w:rPr>
-          <w:vertAlign w:val="superscript"/>
-        </w:rPr>
-        <w:t>3</w:t>
-      </w:r>
-      <w:r>
-        <w:t>；</w:t>
-      </w:r>
     </w:p>
     <w:p>
       <w:pPr>
         <w:pStyle w:val="1230"/>
         <w:ind w:left="588"/>
       </w:pPr>
-      <w:r>
-        <w:t>（</w:t>
-      </w:r>
-      <w:r>
-        <w:t>3</w:t>
-      </w:r>
-      <w:r>
-        <w:t>）铝块的质量为</w:t>
-      </w:r>
-      <w:r>
-        <w:t>2.7kg</w:t>
-      </w:r>
-      <w:r>
-        <w:t>。</w:t>
-      </w:r>
     </w:p>
     <w:p>
       <w:pPr>
@@ -3288,6 +3189,9 @@
         <w:pStyle w:val="123"/>
       </w:pPr>
       <w:r>
+        <w:rPr>
+          <w:noProof/>
+        </w:rPr>
         <w:drawing>
           <wp:anchor distT="0" distB="0" distL="114300" distR="114300" simplePos="0" relativeHeight="251655680" behindDoc="0" locked="0" layoutInCell="1" allowOverlap="1" wp14:anchorId="43FAB5F3" wp14:editId="2F5CA636">
             <wp:simplePos x="0" y="0"/>
@@ -3526,12 +3430,6 @@
         <w:pStyle w:val="1230"/>
         <w:ind w:left="588"/>
       </w:pPr>
-      <w:r>
-        <w:t>【答案】</w:t>
-      </w:r>
-      <w:r>
-        <w:t>D</w:t>
-      </w:r>
     </w:p>
     <w:p>
       <w:pPr>
@@ -3539,6 +3437,9 @@
         <w:ind w:left="672" w:hanging="672"/>
       </w:pPr>
       <w:r>
+        <w:rPr>
+          <w:noProof/>
+        </w:rPr>
         <w:drawing>
           <wp:anchor distT="0" distB="0" distL="114300" distR="114300" simplePos="0" relativeHeight="251661824" behindDoc="0" locked="0" layoutInCell="1" allowOverlap="1" wp14:anchorId="0422FC94" wp14:editId="05FD6A49">
             <wp:simplePos x="0" y="0"/>
@@ -3867,12 +3768,6 @@
         <w:pStyle w:val="1230"/>
         <w:ind w:left="588"/>
       </w:pPr>
-      <w:r>
-        <w:t>【答案】</w:t>
-      </w:r>
-      <w:r>
-        <w:t>D</w:t>
-      </w:r>
     </w:p>
     <w:p>
       <w:pPr>
@@ -4059,12 +3954,18 @@
     <w:p>
       <w:pPr>
         <w:pStyle w:val="123"/>
+        <w:rPr>
+          <w:rFonts w:hint="eastAsia"/>
+        </w:rPr>
       </w:pPr>
       <w:r>
+        <w:rPr>
+          <w:noProof/>
+        </w:rPr>
         <w:drawing>
-          <wp:inline distT="0" distB="0" distL="0" distR="0" wp14:anchorId="4D407050" wp14:editId="7FFA1A51">
-            <wp:extent cx="2811912" cy="1198391"/>
-            <wp:effectExtent l="0" t="0" r="7620" b="1905"/>
+          <wp:inline distT="0" distB="0" distL="0" distR="0" wp14:anchorId="4D407050" wp14:editId="2004CD4F">
+            <wp:extent cx="2216150" cy="944487"/>
+            <wp:effectExtent l="0" t="0" r="0" b="8255"/>
             <wp:docPr id="2092929297" name="图片 24"/>
             <wp:cNvGraphicFramePr>
               <a:graphicFrameLocks xmlns:a="http://schemas.openxmlformats.org/drawingml/2006/main" noChangeAspect="1"/>
@@ -4094,7 +3995,7 @@
                   <pic:spPr bwMode="auto">
                     <a:xfrm>
                       <a:off x="0" y="0"/>
-                      <a:ext cx="2821655" cy="1202544"/>
+                      <a:ext cx="2243800" cy="956271"/>
                     </a:xfrm>
                     <a:prstGeom prst="rect">
                       <a:avLst/>
@@ -4116,100 +4017,13 @@
     </w:p>
     <w:p>
       <w:pPr>
-        <w:pStyle w:val="1230"/>
-        <w:ind w:left="588"/>
-      </w:pPr>
-      <w:r>
-        <w:t>【答案】</w:t>
-      </w:r>
-      <w:r>
-        <w:drawing>
-          <wp:inline distT="0" distB="0" distL="0" distR="0" wp14:anchorId="3C218FE5" wp14:editId="5D91FEFB">
-            <wp:extent cx="1506381" cy="1415719"/>
-            <wp:effectExtent l="0" t="0" r="0" b="0"/>
-            <wp:docPr id="434856379" name="图片 23"/>
-            <wp:cNvGraphicFramePr>
-              <a:graphicFrameLocks xmlns:a="http://schemas.openxmlformats.org/drawingml/2006/main" noChangeAspect="1"/>
-            </wp:cNvGraphicFramePr>
-            <a:graphic xmlns:a="http://schemas.openxmlformats.org/drawingml/2006/main">
-              <a:graphicData uri="http://schemas.openxmlformats.org/drawingml/2006/picture">
-                <pic:pic xmlns:pic="http://schemas.openxmlformats.org/drawingml/2006/picture">
-                  <pic:nvPicPr>
-                    <pic:cNvPr id="0" name="Picture 10"/>
-                    <pic:cNvPicPr>
-                      <a:picLocks noChangeAspect="1" noChangeArrowheads="1"/>
-                    </pic:cNvPicPr>
-                  </pic:nvPicPr>
-                  <pic:blipFill>
-                    <a:blip r:embed="rId20">
-                      <a:extLst>
-                        <a:ext uri="{28A0092B-C50C-407E-A947-70E740481C1C}">
-                          <a14:useLocalDpi xmlns:a14="http://schemas.microsoft.com/office/drawing/2010/main" val="0"/>
-                        </a:ext>
-                      </a:extLst>
-                    </a:blip>
-                    <a:srcRect/>
-                    <a:stretch>
-                      <a:fillRect/>
-                    </a:stretch>
-                  </pic:blipFill>
-                  <pic:spPr bwMode="auto">
-                    <a:xfrm>
-                      <a:off x="0" y="0"/>
-                      <a:ext cx="1514128" cy="1423000"/>
-                    </a:xfrm>
-                    <a:prstGeom prst="rect">
-                      <a:avLst/>
-                    </a:prstGeom>
-                    <a:noFill/>
-                    <a:ln>
-                      <a:noFill/>
-                    </a:ln>
-                  </pic:spPr>
-                </pic:pic>
-              </a:graphicData>
-            </a:graphic>
-          </wp:inline>
-        </w:drawing>
-      </w:r>
-      <w:r>
-        <w:t>。</w:t>
-      </w:r>
-    </w:p>
-    <w:p>
-      <w:pPr>
-        <w:pStyle w:val="1230"/>
-        <w:ind w:left="588"/>
-      </w:pPr>
-    </w:p>
-    <w:p>
-      <w:pPr>
-        <w:pStyle w:val="1230"/>
-        <w:ind w:left="588"/>
-      </w:pPr>
-    </w:p>
-    <w:p>
-      <w:pPr>
-        <w:pStyle w:val="1230"/>
-        <w:ind w:left="588"/>
-        <w:rPr>
-          <w:rFonts w:hint="eastAsia"/>
-        </w:rPr>
-      </w:pPr>
-    </w:p>
-    <w:p>
-      <w:pPr>
         <w:pStyle w:val="af0"/>
         <w:ind w:left="672" w:hanging="672"/>
-        <w:rPr>
-          <w:rFonts w:hint="eastAsia"/>
-        </w:rPr>
       </w:pPr>
       <w:r>
         <w:rPr>
           <w:noProof/>
         </w:rPr>
-        <w:lastRenderedPageBreak/>
         <mc:AlternateContent>
           <mc:Choice Requires="wps">
             <w:drawing>
@@ -4379,17 +4193,20 @@
         <w:pStyle w:val="123"/>
       </w:pPr>
       <w:r>
+        <w:rPr>
+          <w:noProof/>
+        </w:rPr>
         <w:drawing>
-          <wp:anchor distT="0" distB="0" distL="114300" distR="114300" simplePos="0" relativeHeight="251663872" behindDoc="0" locked="0" layoutInCell="1" allowOverlap="1" wp14:anchorId="271AA620" wp14:editId="073F6A7E">
+          <wp:anchor distT="0" distB="0" distL="114300" distR="114300" simplePos="0" relativeHeight="251663872" behindDoc="0" locked="0" layoutInCell="1" allowOverlap="1" wp14:anchorId="271AA620" wp14:editId="5A6A8D46">
             <wp:simplePos x="0" y="0"/>
             <wp:positionH relativeFrom="column">
-              <wp:posOffset>3241675</wp:posOffset>
+              <wp:posOffset>3028315</wp:posOffset>
             </wp:positionH>
             <wp:positionV relativeFrom="paragraph">
-              <wp:posOffset>469357</wp:posOffset>
+              <wp:posOffset>503555</wp:posOffset>
             </wp:positionV>
-            <wp:extent cx="1652536" cy="1431062"/>
-            <wp:effectExtent l="0" t="0" r="5080" b="0"/>
+            <wp:extent cx="1574800" cy="1363744"/>
+            <wp:effectExtent l="0" t="0" r="6350" b="8255"/>
             <wp:wrapNone/>
             <wp:docPr id="81868636" name="图片 21"/>
             <wp:cNvGraphicFramePr>
@@ -4405,7 +4222,7 @@
                     </pic:cNvPicPr>
                   </pic:nvPicPr>
                   <pic:blipFill>
-                    <a:blip r:embed="rId21">
+                    <a:blip r:embed="rId20">
                       <a:extLst>
                         <a:ext uri="{28A0092B-C50C-407E-A947-70E740481C1C}">
                           <a14:useLocalDpi xmlns:a14="http://schemas.microsoft.com/office/drawing/2010/main" val="0"/>
@@ -4420,7 +4237,7 @@
                   <pic:spPr bwMode="auto">
                     <a:xfrm>
                       <a:off x="0" y="0"/>
-                      <a:ext cx="1652536" cy="1431062"/>
+                      <a:ext cx="1583335" cy="1371135"/>
                     </a:xfrm>
                     <a:prstGeom prst="rect">
                       <a:avLst/>
@@ -4485,16 +4302,16 @@
         <w:tblLook w:val="04A0" w:firstRow="1" w:lastRow="0" w:firstColumn="1" w:lastColumn="0" w:noHBand="0" w:noVBand="1"/>
       </w:tblPr>
       <w:tblGrid>
-        <w:gridCol w:w="1979"/>
-        <w:gridCol w:w="1979"/>
+        <w:gridCol w:w="1660"/>
+        <w:gridCol w:w="1655"/>
       </w:tblGrid>
       <w:tr>
         <w:trPr>
-          <w:trHeight w:val="246"/>
+          <w:trHeight w:val="126"/>
         </w:trPr>
         <w:tc>
           <w:tcPr>
-            <w:tcW w:w="1979" w:type="dxa"/>
+            <w:tcW w:w="0" w:type="auto"/>
             <w:tcBorders>
               <w:top w:val="single" w:sz="2" w:space="0" w:color="000000"/>
               <w:left w:val="single" w:sz="2" w:space="0" w:color="000000"/>
@@ -4506,15 +4323,29 @@
           <w:p>
             <w:pPr>
               <w:pStyle w:val="123"/>
+              <w:rPr>
+                <w:sz w:val="18"/>
+                <w:szCs w:val="18"/>
+              </w:rPr>
             </w:pPr>
             <w:r>
+              <w:rPr>
+                <w:sz w:val="18"/>
+                <w:szCs w:val="18"/>
+              </w:rPr>
               <w:t>体积</w:t>
             </w:r>
             <w:r>
+              <w:rPr>
+                <w:sz w:val="18"/>
+                <w:szCs w:val="18"/>
+              </w:rPr>
               <w:t>V/cm</w:t>
             </w:r>
             <w:r>
               <w:rPr>
+                <w:sz w:val="18"/>
+                <w:szCs w:val="18"/>
                 <w:vertAlign w:val="superscript"/>
               </w:rPr>
               <w:t>3</w:t>
@@ -4523,7 +4354,7 @@
         </w:tc>
         <w:tc>
           <w:tcPr>
-            <w:tcW w:w="1979" w:type="dxa"/>
+            <w:tcW w:w="1655" w:type="dxa"/>
             <w:tcBorders>
               <w:top w:val="single" w:sz="2" w:space="0" w:color="000000"/>
               <w:left w:val="single" w:sz="2" w:space="0" w:color="000000"/>
@@ -4535,11 +4366,23 @@
           <w:p>
             <w:pPr>
               <w:pStyle w:val="123"/>
+              <w:rPr>
+                <w:sz w:val="18"/>
+                <w:szCs w:val="18"/>
+              </w:rPr>
             </w:pPr>
             <w:r>
+              <w:rPr>
+                <w:sz w:val="18"/>
+                <w:szCs w:val="18"/>
+              </w:rPr>
               <w:t>质量</w:t>
             </w:r>
             <w:r>
+              <w:rPr>
+                <w:sz w:val="18"/>
+                <w:szCs w:val="18"/>
+              </w:rPr>
               <w:t>m/g</w:t>
             </w:r>
           </w:p>
@@ -4547,11 +4390,11 @@
       </w:tr>
       <w:tr>
         <w:trPr>
-          <w:trHeight w:val="246"/>
+          <w:trHeight w:val="126"/>
         </w:trPr>
         <w:tc>
           <w:tcPr>
-            <w:tcW w:w="1979" w:type="dxa"/>
+            <w:tcW w:w="0" w:type="auto"/>
             <w:tcBorders>
               <w:top w:val="single" w:sz="2" w:space="0" w:color="000000"/>
               <w:left w:val="single" w:sz="2" w:space="0" w:color="000000"/>
@@ -4563,15 +4406,23 @@
           <w:p>
             <w:pPr>
               <w:pStyle w:val="123"/>
+              <w:rPr>
+                <w:sz w:val="18"/>
+                <w:szCs w:val="18"/>
+              </w:rPr>
             </w:pPr>
             <w:r>
+              <w:rPr>
+                <w:sz w:val="18"/>
+                <w:szCs w:val="18"/>
+              </w:rPr>
               <w:t>5</w:t>
             </w:r>
           </w:p>
         </w:tc>
         <w:tc>
           <w:tcPr>
-            <w:tcW w:w="1979" w:type="dxa"/>
+            <w:tcW w:w="1655" w:type="dxa"/>
             <w:tcBorders>
               <w:top w:val="single" w:sz="2" w:space="0" w:color="000000"/>
               <w:left w:val="single" w:sz="2" w:space="0" w:color="000000"/>
@@ -4583,8 +4434,16 @@
           <w:p>
             <w:pPr>
               <w:pStyle w:val="123"/>
+              <w:rPr>
+                <w:sz w:val="18"/>
+                <w:szCs w:val="18"/>
+              </w:rPr>
             </w:pPr>
             <w:r>
+              <w:rPr>
+                <w:sz w:val="18"/>
+                <w:szCs w:val="18"/>
+              </w:rPr>
               <w:t>4</w:t>
             </w:r>
           </w:p>
@@ -4592,11 +4451,11 @@
       </w:tr>
       <w:tr>
         <w:trPr>
-          <w:trHeight w:val="241"/>
+          <w:trHeight w:val="124"/>
         </w:trPr>
         <w:tc>
           <w:tcPr>
-            <w:tcW w:w="1979" w:type="dxa"/>
+            <w:tcW w:w="0" w:type="auto"/>
             <w:tcBorders>
               <w:top w:val="single" w:sz="2" w:space="0" w:color="000000"/>
               <w:left w:val="single" w:sz="2" w:space="0" w:color="000000"/>
@@ -4608,15 +4467,23 @@
           <w:p>
             <w:pPr>
               <w:pStyle w:val="123"/>
+              <w:rPr>
+                <w:sz w:val="18"/>
+                <w:szCs w:val="18"/>
+              </w:rPr>
             </w:pPr>
             <w:r>
+              <w:rPr>
+                <w:sz w:val="18"/>
+                <w:szCs w:val="18"/>
+              </w:rPr>
               <w:t>10</w:t>
             </w:r>
           </w:p>
         </w:tc>
         <w:tc>
           <w:tcPr>
-            <w:tcW w:w="1979" w:type="dxa"/>
+            <w:tcW w:w="1655" w:type="dxa"/>
             <w:tcBorders>
               <w:top w:val="single" w:sz="2" w:space="0" w:color="000000"/>
               <w:left w:val="single" w:sz="2" w:space="0" w:color="000000"/>
@@ -4628,8 +4495,16 @@
           <w:p>
             <w:pPr>
               <w:pStyle w:val="123"/>
+              <w:rPr>
+                <w:sz w:val="18"/>
+                <w:szCs w:val="18"/>
+              </w:rPr>
             </w:pPr>
             <w:r>
+              <w:rPr>
+                <w:sz w:val="18"/>
+                <w:szCs w:val="18"/>
+              </w:rPr>
               <w:t>8</w:t>
             </w:r>
           </w:p>
@@ -4637,11 +4512,11 @@
       </w:tr>
       <w:tr>
         <w:trPr>
-          <w:trHeight w:val="246"/>
+          <w:trHeight w:val="126"/>
         </w:trPr>
         <w:tc>
           <w:tcPr>
-            <w:tcW w:w="1979" w:type="dxa"/>
+            <w:tcW w:w="0" w:type="auto"/>
             <w:tcBorders>
               <w:top w:val="single" w:sz="2" w:space="0" w:color="000000"/>
               <w:left w:val="single" w:sz="2" w:space="0" w:color="000000"/>
@@ -4653,15 +4528,23 @@
           <w:p>
             <w:pPr>
               <w:pStyle w:val="123"/>
+              <w:rPr>
+                <w:sz w:val="18"/>
+                <w:szCs w:val="18"/>
+              </w:rPr>
             </w:pPr>
             <w:r>
+              <w:rPr>
+                <w:sz w:val="18"/>
+                <w:szCs w:val="18"/>
+              </w:rPr>
               <w:t>15</w:t>
             </w:r>
           </w:p>
         </w:tc>
         <w:tc>
           <w:tcPr>
-            <w:tcW w:w="1979" w:type="dxa"/>
+            <w:tcW w:w="1655" w:type="dxa"/>
             <w:tcBorders>
               <w:top w:val="single" w:sz="2" w:space="0" w:color="000000"/>
               <w:left w:val="single" w:sz="2" w:space="0" w:color="000000"/>
@@ -4673,8 +4556,16 @@
           <w:p>
             <w:pPr>
               <w:pStyle w:val="123"/>
+              <w:rPr>
+                <w:sz w:val="18"/>
+                <w:szCs w:val="18"/>
+              </w:rPr>
             </w:pPr>
             <w:r>
+              <w:rPr>
+                <w:sz w:val="18"/>
+                <w:szCs w:val="18"/>
+              </w:rPr>
               <w:t>12</w:t>
             </w:r>
           </w:p>
@@ -4682,11 +4573,11 @@
       </w:tr>
       <w:tr>
         <w:trPr>
-          <w:trHeight w:val="252"/>
+          <w:trHeight w:val="264"/>
         </w:trPr>
         <w:tc>
           <w:tcPr>
-            <w:tcW w:w="1979" w:type="dxa"/>
+            <w:tcW w:w="0" w:type="auto"/>
             <w:tcBorders>
               <w:top w:val="single" w:sz="2" w:space="0" w:color="000000"/>
               <w:left w:val="single" w:sz="2" w:space="0" w:color="000000"/>
@@ -4698,15 +4589,23 @@
           <w:p>
             <w:pPr>
               <w:pStyle w:val="123"/>
+              <w:rPr>
+                <w:sz w:val="18"/>
+                <w:szCs w:val="18"/>
+              </w:rPr>
             </w:pPr>
             <w:r>
+              <w:rPr>
+                <w:sz w:val="18"/>
+                <w:szCs w:val="18"/>
+              </w:rPr>
               <w:t>20</w:t>
             </w:r>
           </w:p>
         </w:tc>
         <w:tc>
           <w:tcPr>
-            <w:tcW w:w="1979" w:type="dxa"/>
+            <w:tcW w:w="1655" w:type="dxa"/>
             <w:tcBorders>
               <w:top w:val="single" w:sz="2" w:space="0" w:color="000000"/>
               <w:left w:val="single" w:sz="2" w:space="0" w:color="000000"/>
@@ -4718,8 +4617,16 @@
           <w:p>
             <w:pPr>
               <w:pStyle w:val="123"/>
+              <w:rPr>
+                <w:sz w:val="18"/>
+                <w:szCs w:val="18"/>
+              </w:rPr>
             </w:pPr>
             <w:r>
+              <w:rPr>
+                <w:sz w:val="18"/>
+                <w:szCs w:val="18"/>
+              </w:rPr>
               <w:t>16</w:t>
             </w:r>
           </w:p>
@@ -4729,6 +4636,9 @@
     <w:p>
       <w:pPr>
         <w:pStyle w:val="123"/>
+        <w:rPr>
+          <w:rFonts w:hint="eastAsia"/>
+        </w:rPr>
       </w:pPr>
       <w:r>
         <w:t>（</w:t>
@@ -4818,164 +4728,6 @@
           <w:vertAlign w:val="superscript"/>
         </w:rPr>
         <w:t>3</w:t>
-      </w:r>
-      <w:r>
-        <w:t>。</w:t>
-      </w:r>
-    </w:p>
-    <w:p>
-      <w:pPr>
-        <w:pStyle w:val="1230"/>
-        <w:ind w:left="588"/>
-      </w:pPr>
-      <w:r>
-        <w:t>【答案】（</w:t>
-      </w:r>
-      <w:r>
-        <w:t>1</w:t>
-      </w:r>
-      <w:r>
-        <w:t>）</w:t>
-      </w:r>
-      <w:r>
-        <w:rPr>
-          <w:rFonts w:hint="eastAsia"/>
-          <w:noProof/>
-        </w:rPr>
-        <w:drawing>
-          <wp:inline distT="0" distB="0" distL="0" distR="0" wp14:anchorId="47E52761" wp14:editId="00B22C12">
-            <wp:extent cx="1195375" cy="967256"/>
-            <wp:effectExtent l="0" t="0" r="5080" b="4445"/>
-            <wp:docPr id="407012845" name="图片 33" descr="菁优网"/>
-            <wp:cNvGraphicFramePr>
-              <a:graphicFrameLocks xmlns:a="http://schemas.openxmlformats.org/drawingml/2006/main" noChangeAspect="1"/>
-            </wp:cNvGraphicFramePr>
-            <a:graphic xmlns:a="http://schemas.openxmlformats.org/drawingml/2006/main">
-              <a:graphicData uri="http://schemas.openxmlformats.org/drawingml/2006/picture">
-                <pic:pic xmlns:pic="http://schemas.openxmlformats.org/drawingml/2006/picture">
-                  <pic:nvPicPr>
-                    <pic:cNvPr id="0" name="Picture 29" descr="菁优网"/>
-                    <pic:cNvPicPr>
-                      <a:picLocks noChangeAspect="1" noChangeArrowheads="1"/>
-                    </pic:cNvPicPr>
-                  </pic:nvPicPr>
-                  <pic:blipFill>
-                    <a:blip r:embed="rId22">
-                      <a:extLst>
-                        <a:ext uri="{28A0092B-C50C-407E-A947-70E740481C1C}">
-                          <a14:useLocalDpi xmlns:a14="http://schemas.microsoft.com/office/drawing/2010/main" val="0"/>
-                        </a:ext>
-                      </a:extLst>
-                    </a:blip>
-                    <a:srcRect/>
-                    <a:stretch>
-                      <a:fillRect/>
-                    </a:stretch>
-                  </pic:blipFill>
-                  <pic:spPr bwMode="auto">
-                    <a:xfrm>
-                      <a:off x="0" y="0"/>
-                      <a:ext cx="1204913" cy="974974"/>
-                    </a:xfrm>
-                    <a:prstGeom prst="rect">
-                      <a:avLst/>
-                    </a:prstGeom>
-                    <a:noFill/>
-                    <a:ln>
-                      <a:noFill/>
-                    </a:ln>
-                  </pic:spPr>
-                </pic:pic>
-              </a:graphicData>
-            </a:graphic>
-          </wp:inline>
-        </w:drawing>
-      </w:r>
-      <w:r>
-        <w:t>（</w:t>
-      </w:r>
-      <w:r>
-        <w:t>2</w:t>
-      </w:r>
-      <w:r>
-        <w:t>）</w:t>
-      </w:r>
-      <w:r>
-        <w:t>ρ</w:t>
-      </w:r>
-      <w:r>
-        <w:drawing>
-          <wp:inline distT="0" distB="0" distL="0" distR="0" wp14:anchorId="4463EE85" wp14:editId="454F280E">
-            <wp:extent cx="409575" cy="390525"/>
-            <wp:effectExtent l="0" t="0" r="9525" b="9525"/>
-            <wp:docPr id="1284396445" name="图片 20"/>
-            <wp:cNvGraphicFramePr>
-              <a:graphicFrameLocks xmlns:a="http://schemas.openxmlformats.org/drawingml/2006/main" noChangeAspect="1"/>
-            </wp:cNvGraphicFramePr>
-            <a:graphic xmlns:a="http://schemas.openxmlformats.org/drawingml/2006/main">
-              <a:graphicData uri="http://schemas.openxmlformats.org/drawingml/2006/picture">
-                <pic:pic xmlns:pic="http://schemas.openxmlformats.org/drawingml/2006/picture">
-                  <pic:nvPicPr>
-                    <pic:cNvPr id="0" name="Picture 13"/>
-                    <pic:cNvPicPr>
-                      <a:picLocks noChangeAspect="1" noChangeArrowheads="1"/>
-                    </pic:cNvPicPr>
-                  </pic:nvPicPr>
-                  <pic:blipFill>
-                    <a:blip r:embed="rId23">
-                      <a:extLst>
-                        <a:ext uri="{28A0092B-C50C-407E-A947-70E740481C1C}">
-                          <a14:useLocalDpi xmlns:a14="http://schemas.microsoft.com/office/drawing/2010/main" val="0"/>
-                        </a:ext>
-                      </a:extLst>
-                    </a:blip>
-                    <a:srcRect/>
-                    <a:stretch>
-                      <a:fillRect/>
-                    </a:stretch>
-                  </pic:blipFill>
-                  <pic:spPr bwMode="auto">
-                    <a:xfrm>
-                      <a:off x="0" y="0"/>
-                      <a:ext cx="409575" cy="390525"/>
-                    </a:xfrm>
-                    <a:prstGeom prst="rect">
-                      <a:avLst/>
-                    </a:prstGeom>
-                    <a:noFill/>
-                    <a:ln>
-                      <a:noFill/>
-                    </a:ln>
-                  </pic:spPr>
-                </pic:pic>
-              </a:graphicData>
-            </a:graphic>
-          </wp:inline>
-        </w:drawing>
-      </w:r>
-      <w:r>
-        <w:t>；</w:t>
-      </w:r>
-      <w:r>
-        <w:t>0.8</w:t>
-      </w:r>
-      <w:r>
-        <w:t>；</w:t>
-      </w:r>
-      <w:r>
-        <w:t>6.25×10</w:t>
-      </w:r>
-      <w:r>
-        <w:rPr>
-          <w:vertAlign w:val="superscript"/>
-        </w:rPr>
-        <w:t>﹣</w:t>
-      </w:r>
-      <w:r>
-        <w:rPr>
-          <w:vertAlign w:val="superscript"/>
-        </w:rPr>
-        <w:t>4</w:t>
       </w:r>
       <w:r>
         <w:t>。</w:t>
@@ -4990,6 +4742,7 @@
         <w:rPr>
           <w:noProof/>
         </w:rPr>
+        <w:lastRenderedPageBreak/>
         <mc:AlternateContent>
           <mc:Choice Requires="wps">
             <w:drawing>
@@ -5367,6 +5120,9 @@
         <w:pStyle w:val="123"/>
       </w:pPr>
       <w:r>
+        <w:rPr>
+          <w:noProof/>
+        </w:rPr>
         <w:drawing>
           <wp:inline distT="0" distB="0" distL="0" distR="0" wp14:anchorId="48C23670" wp14:editId="44F564E7">
             <wp:extent cx="1657350" cy="609600"/>
@@ -5385,7 +5141,7 @@
                     </pic:cNvPicPr>
                   </pic:nvPicPr>
                   <pic:blipFill>
-                    <a:blip r:embed="rId24">
+                    <a:blip r:embed="rId21">
                       <a:extLst>
                         <a:ext uri="{28A0092B-C50C-407E-A947-70E740481C1C}">
                           <a14:useLocalDpi xmlns:a14="http://schemas.microsoft.com/office/drawing/2010/main" val="0"/>
@@ -5423,105 +5179,14 @@
     <w:p>
       <w:pPr>
         <w:pStyle w:val="1230"/>
-        <w:ind w:left="588"/>
-      </w:pPr>
-      <w:r>
-        <w:t>【答案】</w:t>
-      </w:r>
-      <w:r>
-        <w:t>8</w:t>
-      </w:r>
-      <w:r>
-        <w:t>：</w:t>
-      </w:r>
-      <w:r>
-        <w:t>1</w:t>
-      </w:r>
-      <w:r>
-        <w:t>；</w:t>
-      </w:r>
-      <w:r>
-        <w:t>1</w:t>
-      </w:r>
-      <w:r>
-        <w:t>：</w:t>
-      </w:r>
-      <w:r>
-        <w:t>8</w:t>
-      </w:r>
-      <w:r>
-        <w:t>；＞</w:t>
-      </w:r>
-    </w:p>
-    <w:p>
-      <w:pPr>
-        <w:pStyle w:val="1230"/>
-        <w:ind w:left="588"/>
-      </w:pPr>
-    </w:p>
-    <w:p>
-      <w:pPr>
-        <w:pStyle w:val="1230"/>
-        <w:ind w:left="588"/>
-      </w:pPr>
-    </w:p>
-    <w:p>
-      <w:pPr>
-        <w:pStyle w:val="1230"/>
-        <w:ind w:left="588"/>
-      </w:pPr>
-    </w:p>
-    <w:p>
-      <w:pPr>
-        <w:pStyle w:val="1230"/>
-        <w:ind w:left="588"/>
-      </w:pPr>
-    </w:p>
-    <w:p>
-      <w:pPr>
-        <w:pStyle w:val="1230"/>
-        <w:ind w:left="588"/>
-      </w:pPr>
-    </w:p>
-    <w:p>
-      <w:pPr>
-        <w:pStyle w:val="1230"/>
-        <w:ind w:left="588"/>
-      </w:pPr>
-    </w:p>
-    <w:p>
-      <w:pPr>
-        <w:pStyle w:val="1230"/>
-        <w:ind w:left="588"/>
-      </w:pPr>
-    </w:p>
-    <w:p>
-      <w:pPr>
-        <w:pStyle w:val="1230"/>
-        <w:ind w:left="588"/>
-      </w:pPr>
-    </w:p>
-    <w:p>
-      <w:pPr>
-        <w:pStyle w:val="1230"/>
-        <w:ind w:left="588"/>
-      </w:pPr>
-    </w:p>
-    <w:p>
-      <w:pPr>
-        <w:pStyle w:val="1230"/>
         <w:ind w:leftChars="0" w:left="0"/>
         <w:jc w:val="left"/>
-        <w:rPr>
-          <w:rFonts w:hint="eastAsia"/>
-        </w:rPr>
       </w:pPr>
       <w:r>
         <w:rPr>
           <w:rFonts w:eastAsiaTheme="majorEastAsia"/>
           <w:noProof/>
         </w:rPr>
-        <w:lastRenderedPageBreak/>
         <mc:AlternateContent>
           <mc:Choice Requires="wpg">
             <w:drawing>
@@ -5857,6 +5522,9 @@
         <w:pStyle w:val="123"/>
       </w:pPr>
       <w:r>
+        <w:rPr>
+          <w:noProof/>
+        </w:rPr>
         <w:drawing>
           <wp:inline distT="0" distB="0" distL="0" distR="0" wp14:anchorId="4F16CE58" wp14:editId="14B57DE1">
             <wp:extent cx="4122728" cy="1181565"/>
@@ -5875,7 +5543,7 @@
                     </pic:cNvPicPr>
                   </pic:nvPicPr>
                   <pic:blipFill>
-                    <a:blip r:embed="rId25">
+                    <a:blip r:embed="rId22">
                       <a:extLst>
                         <a:ext uri="{28A0092B-C50C-407E-A947-70E740481C1C}">
                           <a14:useLocalDpi xmlns:a14="http://schemas.microsoft.com/office/drawing/2010/main" val="0"/>
@@ -5957,75 +5625,6 @@
         <w:pStyle w:val="1230"/>
         <w:ind w:left="588"/>
       </w:pPr>
-      <w:r>
-        <w:t>【答案】（</w:t>
-      </w:r>
-      <w:r>
-        <w:t>1</w:t>
-      </w:r>
-      <w:r>
-        <w:t>）针筒中液体的密度为</w:t>
-      </w:r>
-      <w:r>
-        <w:t>1g/cm</w:t>
-      </w:r>
-      <w:r>
-        <w:rPr>
-          <w:vertAlign w:val="superscript"/>
-        </w:rPr>
-        <w:t>3</w:t>
-      </w:r>
-      <w:r>
-        <w:t>；</w:t>
-      </w:r>
-    </w:p>
-    <w:p>
-      <w:pPr>
-        <w:pStyle w:val="1230"/>
-        <w:ind w:left="588"/>
-      </w:pPr>
-      <w:r>
-        <w:t>（</w:t>
-      </w:r>
-      <w:r>
-        <w:t>2</w:t>
-      </w:r>
-      <w:r>
-        <w:t>）甲、乙针筒中液体的质量分别为</w:t>
-      </w:r>
-      <w:r>
-        <w:t>20g</w:t>
-      </w:r>
-      <w:r>
-        <w:t>、</w:t>
-      </w:r>
-      <w:r>
-        <w:t>30g</w:t>
-      </w:r>
-      <w:r>
-        <w:t>；</w:t>
-      </w:r>
-    </w:p>
-    <w:p>
-      <w:pPr>
-        <w:pStyle w:val="1230"/>
-        <w:ind w:left="588"/>
-      </w:pPr>
-      <w:r>
-        <w:t>（</w:t>
-      </w:r>
-      <w:r>
-        <w:t>3</w:t>
-      </w:r>
-      <w:r>
-        <w:t>）空针筒的质量为</w:t>
-      </w:r>
-      <w:r>
-        <w:t>20.9g</w:t>
-      </w:r>
-      <w:r>
-        <w:t>。</w:t>
-      </w:r>
     </w:p>
     <w:p>
       <w:pPr>
@@ -6034,10 +5633,10 @@
       </w:pPr>
     </w:p>
     <w:sectPr>
-      <w:headerReference w:type="even" r:id="rId26"/>
-      <w:headerReference w:type="default" r:id="rId27"/>
-      <w:footerReference w:type="even" r:id="rId28"/>
-      <w:footerReference w:type="default" r:id="rId29"/>
+      <w:headerReference w:type="even" r:id="rId23"/>
+      <w:headerReference w:type="default" r:id="rId24"/>
+      <w:footerReference w:type="even" r:id="rId25"/>
+      <w:footerReference w:type="default" r:id="rId26"/>
       <w:pgSz w:w="10319" w:h="14515"/>
       <w:pgMar w:top="1134" w:right="1021" w:bottom="851" w:left="1021" w:header="737" w:footer="567" w:gutter="0"/>
       <w:pgNumType w:start="1"/>
@@ -6737,6 +6336,7 @@
   <w:style w:type="character" w:default="1" w:styleId="a0">
     <w:name w:val="Default Paragraph Font"/>
     <w:uiPriority w:val="1"/>
+    <w:semiHidden/>
     <w:unhideWhenUsed/>
   </w:style>
   <w:style w:type="table" w:default="1" w:styleId="a1">
